--- a/Bitacoras de trabajo/Bitacora del Sprint 7 def.docx
+++ b/Bitacoras de trabajo/Bitacora del Sprint 7 def.docx
@@ -582,7 +582,19 @@
                 <w:lang w:eastAsia="es-MX"/>
                 <w14:ligatures w14:val="none"/>
               </w:rPr>
-              <w:t xml:space="preserve">Jesus Alberto cortes García </w:t>
+              <w:t>Jesús</w:t>
+            </w:r>
+            <w:r>
+              <w:rPr>
+                <w:rFonts w:ascii="Helvetica Neue" w:eastAsia="Times New Roman" w:hAnsi="Helvetica Neue" w:cs="Times New Roman"/>
+                <w:color w:val="000000" w:themeColor="text1"/>
+                <w:kern w:val="0"/>
+                <w:sz w:val="15"/>
+                <w:szCs w:val="15"/>
+                <w:lang w:eastAsia="es-MX"/>
+                <w14:ligatures w14:val="none"/>
+              </w:rPr>
+              <w:t xml:space="preserve"> Alberto cortes García </w:t>
             </w:r>
           </w:p>
         </w:tc>
@@ -684,33 +696,67 @@
                 <w:lang w:eastAsia="es-MX"/>
                 <w14:ligatures w14:val="none"/>
               </w:rPr>
-              <w:t>Alan Jesus Hernandez Chavez</w:t>
-            </w:r>
-            <w:r>
-              <w:rPr>
-                <w:rFonts w:ascii="Helvetica Neue" w:eastAsia="Times New Roman" w:hAnsi="Helvetica Neue" w:cs="Times New Roman"/>
-                <w:color w:val="000000"/>
-                <w:kern w:val="0"/>
-                <w:sz w:val="15"/>
-                <w:szCs w:val="15"/>
-                <w:lang w:eastAsia="es-MX"/>
-                <w14:ligatures w14:val="none"/>
-              </w:rPr>
-              <w:t>, Armando Álvarez Ibarra</w:t>
-            </w:r>
-            <w:bookmarkStart w:id="0" w:name="_GoBack"/>
-            <w:bookmarkEnd w:id="0"/>
-            <w:r>
-              <w:rPr>
-                <w:rFonts w:ascii="Helvetica Neue" w:eastAsia="Times New Roman" w:hAnsi="Helvetica Neue" w:cs="Times New Roman"/>
-                <w:color w:val="000000"/>
-                <w:kern w:val="0"/>
-                <w:sz w:val="15"/>
-                <w:szCs w:val="15"/>
-                <w:lang w:eastAsia="es-MX"/>
-                <w14:ligatures w14:val="none"/>
-              </w:rPr>
-              <w:t>]</w:t>
+              <w:t xml:space="preserve">Alan </w:t>
+            </w:r>
+            <w:r>
+              <w:rPr>
+                <w:rFonts w:ascii="Helvetica Neue" w:eastAsia="Times New Roman" w:hAnsi="Helvetica Neue" w:cs="Times New Roman"/>
+                <w:color w:val="000000"/>
+                <w:kern w:val="0"/>
+                <w:sz w:val="15"/>
+                <w:szCs w:val="15"/>
+                <w:lang w:eastAsia="es-MX"/>
+                <w14:ligatures w14:val="none"/>
+              </w:rPr>
+              <w:t>Jesús</w:t>
+            </w:r>
+            <w:r>
+              <w:rPr>
+                <w:rFonts w:ascii="Helvetica Neue" w:eastAsia="Times New Roman" w:hAnsi="Helvetica Neue" w:cs="Times New Roman"/>
+                <w:color w:val="000000"/>
+                <w:kern w:val="0"/>
+                <w:sz w:val="15"/>
+                <w:szCs w:val="15"/>
+                <w:lang w:eastAsia="es-MX"/>
+                <w14:ligatures w14:val="none"/>
+              </w:rPr>
+              <w:t xml:space="preserve"> </w:t>
+            </w:r>
+            <w:r>
+              <w:rPr>
+                <w:rFonts w:ascii="Helvetica Neue" w:eastAsia="Times New Roman" w:hAnsi="Helvetica Neue" w:cs="Times New Roman"/>
+                <w:color w:val="000000"/>
+                <w:kern w:val="0"/>
+                <w:sz w:val="15"/>
+                <w:szCs w:val="15"/>
+                <w:lang w:eastAsia="es-MX"/>
+                <w14:ligatures w14:val="none"/>
+              </w:rPr>
+              <w:t>Hernández</w:t>
+            </w:r>
+            <w:r>
+              <w:rPr>
+                <w:rFonts w:ascii="Helvetica Neue" w:eastAsia="Times New Roman" w:hAnsi="Helvetica Neue" w:cs="Times New Roman"/>
+                <w:color w:val="000000"/>
+                <w:kern w:val="0"/>
+                <w:sz w:val="15"/>
+                <w:szCs w:val="15"/>
+                <w:lang w:eastAsia="es-MX"/>
+                <w14:ligatures w14:val="none"/>
+              </w:rPr>
+              <w:t xml:space="preserve"> Chavez</w:t>
+            </w:r>
+            <w:r>
+              <w:rPr>
+                <w:rFonts w:ascii="Helvetica Neue" w:eastAsia="Times New Roman" w:hAnsi="Helvetica Neue" w:cs="Times New Roman"/>
+                <w:color w:val="000000"/>
+                <w:kern w:val="0"/>
+                <w:sz w:val="15"/>
+                <w:szCs w:val="15"/>
+                <w:lang w:eastAsia="es-MX"/>
+                <w14:ligatures w14:val="none"/>
+              </w:rPr>
+              <w:t>, Armando Álvarez Ibarra]</w:t>
             </w:r>
           </w:p>
         </w:tc>
@@ -7501,6 +7547,7 @@
     <w:tbl>
       <w:tblPr>
         <w:tblW w:w="0" w:type="auto"/>
+        <w:tblInd w:w="-8" w:type="dxa"/>
         <w:tblLayout w:type="fixed"/>
         <w:tblCellMar>
           <w:left w:w="0" w:type="dxa"/>
@@ -7509,23 +7556,26 @@
         <w:tblLook w:val="04A0" w:firstRow="1" w:lastRow="0" w:firstColumn="1" w:lastColumn="0" w:noHBand="0" w:noVBand="1"/>
       </w:tblPr>
       <w:tblGrid>
-        <w:gridCol w:w="650"/>
-        <w:gridCol w:w="902"/>
-        <w:gridCol w:w="802"/>
+        <w:gridCol w:w="8"/>
+        <w:gridCol w:w="559"/>
+        <w:gridCol w:w="1134"/>
+        <w:gridCol w:w="661"/>
         <w:gridCol w:w="699"/>
         <w:gridCol w:w="704"/>
         <w:gridCol w:w="1865"/>
-        <w:gridCol w:w="1094"/>
-        <w:gridCol w:w="1097"/>
+        <w:gridCol w:w="891"/>
+        <w:gridCol w:w="1300"/>
         <w:gridCol w:w="1009"/>
       </w:tblGrid>
       <w:tr>
         <w:trPr>
+          <w:gridBefore w:val="1"/>
+          <w:wBefore w:w="8" w:type="dxa"/>
           <w:trHeight w:val="165"/>
         </w:trPr>
         <w:tc>
           <w:tcPr>
-            <w:tcW w:w="650" w:type="dxa"/>
+            <w:tcW w:w="559" w:type="dxa"/>
             <w:tcBorders>
               <w:top w:val="single" w:sz="6" w:space="0" w:color="000000"/>
               <w:left w:val="single" w:sz="6" w:space="0" w:color="000000"/>
@@ -7569,7 +7619,7 @@
         </w:tc>
         <w:tc>
           <w:tcPr>
-            <w:tcW w:w="902" w:type="dxa"/>
+            <w:tcW w:w="1134" w:type="dxa"/>
             <w:tcBorders>
               <w:top w:val="single" w:sz="6" w:space="0" w:color="000000"/>
               <w:left w:val="single" w:sz="6" w:space="0" w:color="000000"/>
@@ -7613,7 +7663,7 @@
         </w:tc>
         <w:tc>
           <w:tcPr>
-            <w:tcW w:w="802" w:type="dxa"/>
+            <w:tcW w:w="661" w:type="dxa"/>
             <w:tcBorders>
               <w:top w:val="single" w:sz="6" w:space="0" w:color="000000"/>
               <w:left w:val="single" w:sz="6" w:space="0" w:color="000000"/>
@@ -7787,7 +7837,7 @@
         </w:tc>
         <w:tc>
           <w:tcPr>
-            <w:tcW w:w="1094" w:type="dxa"/>
+            <w:tcW w:w="891" w:type="dxa"/>
             <w:tcBorders>
               <w:top w:val="single" w:sz="6" w:space="0" w:color="000000"/>
               <w:left w:val="single" w:sz="6" w:space="0" w:color="000000"/>
@@ -7831,7 +7881,7 @@
         </w:tc>
         <w:tc>
           <w:tcPr>
-            <w:tcW w:w="1097" w:type="dxa"/>
+            <w:tcW w:w="1300" w:type="dxa"/>
             <w:tcBorders>
               <w:top w:val="single" w:sz="6" w:space="0" w:color="000000"/>
               <w:left w:val="single" w:sz="6" w:space="0" w:color="000000"/>
@@ -7920,11 +7970,13 @@
       </w:tr>
       <w:tr>
         <w:trPr>
+          <w:gridBefore w:val="1"/>
+          <w:wBefore w:w="8" w:type="dxa"/>
           <w:trHeight w:val="180"/>
         </w:trPr>
         <w:tc>
           <w:tcPr>
-            <w:tcW w:w="650" w:type="dxa"/>
+            <w:tcW w:w="559" w:type="dxa"/>
             <w:tcBorders>
               <w:top w:val="single" w:sz="6" w:space="0" w:color="000000"/>
               <w:left w:val="single" w:sz="6" w:space="0" w:color="000000"/>
@@ -8129,7 +8181,7 @@
         </w:tc>
         <w:tc>
           <w:tcPr>
-            <w:tcW w:w="902" w:type="dxa"/>
+            <w:tcW w:w="1134" w:type="dxa"/>
             <w:tcBorders>
               <w:top w:val="single" w:sz="6" w:space="0" w:color="000000"/>
               <w:left w:val="single" w:sz="6" w:space="0" w:color="000000"/>
@@ -8182,7 +8234,7 @@
         </w:tc>
         <w:tc>
           <w:tcPr>
-            <w:tcW w:w="802" w:type="dxa"/>
+            <w:tcW w:w="661" w:type="dxa"/>
             <w:tcBorders>
               <w:top w:val="single" w:sz="6" w:space="0" w:color="000000"/>
               <w:left w:val="single" w:sz="6" w:space="0" w:color="000000"/>
@@ -8469,7 +8521,7 @@
         </w:tc>
         <w:tc>
           <w:tcPr>
-            <w:tcW w:w="1094" w:type="dxa"/>
+            <w:tcW w:w="891" w:type="dxa"/>
             <w:tcBorders>
               <w:top w:val="single" w:sz="6" w:space="0" w:color="000000"/>
               <w:left w:val="single" w:sz="6" w:space="0" w:color="000000"/>
@@ -8510,7 +8562,7 @@
         </w:tc>
         <w:tc>
           <w:tcPr>
-            <w:tcW w:w="1097" w:type="dxa"/>
+            <w:tcW w:w="1300" w:type="dxa"/>
             <w:tcBorders>
               <w:top w:val="single" w:sz="6" w:space="0" w:color="000000"/>
               <w:left w:val="single" w:sz="6" w:space="0" w:color="000000"/>
@@ -8606,11 +8658,13 @@
       </w:tr>
       <w:tr>
         <w:trPr>
+          <w:gridBefore w:val="1"/>
+          <w:wBefore w:w="8" w:type="dxa"/>
           <w:trHeight w:val="165"/>
         </w:trPr>
         <w:tc>
           <w:tcPr>
-            <w:tcW w:w="650" w:type="dxa"/>
+            <w:tcW w:w="559" w:type="dxa"/>
             <w:tcBorders>
               <w:top w:val="single" w:sz="6" w:space="0" w:color="000000"/>
               <w:left w:val="single" w:sz="6" w:space="0" w:color="000000"/>
@@ -8820,7 +8874,7 @@
         </w:tc>
         <w:tc>
           <w:tcPr>
-            <w:tcW w:w="902" w:type="dxa"/>
+            <w:tcW w:w="1134" w:type="dxa"/>
             <w:tcBorders>
               <w:top w:val="single" w:sz="6" w:space="0" w:color="000000"/>
               <w:left w:val="single" w:sz="6" w:space="0" w:color="000000"/>
@@ -8884,7 +8938,7 @@
         </w:tc>
         <w:tc>
           <w:tcPr>
-            <w:tcW w:w="802" w:type="dxa"/>
+            <w:tcW w:w="661" w:type="dxa"/>
             <w:tcBorders>
               <w:top w:val="single" w:sz="6" w:space="0" w:color="000000"/>
               <w:left w:val="single" w:sz="6" w:space="0" w:color="000000"/>
@@ -9102,7 +9156,7 @@
         </w:tc>
         <w:tc>
           <w:tcPr>
-            <w:tcW w:w="1094" w:type="dxa"/>
+            <w:tcW w:w="891" w:type="dxa"/>
             <w:tcBorders>
               <w:top w:val="single" w:sz="6" w:space="0" w:color="000000"/>
               <w:left w:val="single" w:sz="6" w:space="0" w:color="000000"/>
@@ -9143,7 +9197,7 @@
         </w:tc>
         <w:tc>
           <w:tcPr>
-            <w:tcW w:w="1097" w:type="dxa"/>
+            <w:tcW w:w="1300" w:type="dxa"/>
             <w:tcBorders>
               <w:top w:val="single" w:sz="6" w:space="0" w:color="000000"/>
               <w:left w:val="single" w:sz="6" w:space="0" w:color="000000"/>
@@ -9289,7 +9343,8 @@
         </w:trPr>
         <w:tc>
           <w:tcPr>
-            <w:tcW w:w="650" w:type="dxa"/>
+            <w:tcW w:w="567" w:type="dxa"/>
+            <w:gridSpan w:val="2"/>
             <w:tcBorders>
               <w:top w:val="single" w:sz="6" w:space="0" w:color="000000"/>
               <w:left w:val="single" w:sz="6" w:space="0" w:color="000000"/>
@@ -9480,7 +9535,7 @@
         </w:tc>
         <w:tc>
           <w:tcPr>
-            <w:tcW w:w="902" w:type="dxa"/>
+            <w:tcW w:w="1134" w:type="dxa"/>
             <w:tcBorders>
               <w:top w:val="single" w:sz="6" w:space="0" w:color="000000"/>
               <w:left w:val="single" w:sz="6" w:space="0" w:color="000000"/>
@@ -9567,7 +9622,7 @@
         </w:tc>
         <w:tc>
           <w:tcPr>
-            <w:tcW w:w="802" w:type="dxa"/>
+            <w:tcW w:w="661" w:type="dxa"/>
             <w:tcBorders>
               <w:top w:val="single" w:sz="6" w:space="0" w:color="000000"/>
               <w:left w:val="single" w:sz="6" w:space="0" w:color="000000"/>
@@ -9825,7 +9880,7 @@
         </w:tc>
         <w:tc>
           <w:tcPr>
-            <w:tcW w:w="1094" w:type="dxa"/>
+            <w:tcW w:w="891" w:type="dxa"/>
             <w:tcBorders>
               <w:top w:val="single" w:sz="6" w:space="0" w:color="000000"/>
               <w:left w:val="single" w:sz="6" w:space="0" w:color="000000"/>
@@ -9878,7 +9933,7 @@
         </w:tc>
         <w:tc>
           <w:tcPr>
-            <w:tcW w:w="1097" w:type="dxa"/>
+            <w:tcW w:w="1300" w:type="dxa"/>
             <w:tcBorders>
               <w:top w:val="single" w:sz="6" w:space="0" w:color="000000"/>
               <w:left w:val="single" w:sz="6" w:space="0" w:color="000000"/>
@@ -9987,6 +10042,26 @@
     <w:p>
       <w:pPr>
         <w:rPr>
+          <w:lang w:eastAsia="es-MX"/>
+        </w:rPr>
+      </w:pPr>
+    </w:p>
+    <w:p>
+      <w:pPr>
+        <w:pStyle w:val="Prrafodelista"/>
+        <w:rPr>
+          <w:b/>
+          <w:bCs/>
+          <w:lang w:eastAsia="es-MX"/>
+        </w:rPr>
+      </w:pPr>
+    </w:p>
+    <w:p>
+      <w:pPr>
+        <w:pStyle w:val="Prrafodelista"/>
+        <w:rPr>
+          <w:b/>
+          <w:bCs/>
           <w:lang w:eastAsia="es-MX"/>
         </w:rPr>
       </w:pPr>
@@ -12717,9 +12792,9 @@
         <w:gridCol w:w="709"/>
         <w:gridCol w:w="567"/>
         <w:gridCol w:w="1883"/>
-        <w:gridCol w:w="2400"/>
-        <w:gridCol w:w="877"/>
-        <w:gridCol w:w="854"/>
+        <w:gridCol w:w="1944"/>
+        <w:gridCol w:w="1134"/>
+        <w:gridCol w:w="1053"/>
         <w:gridCol w:w="1078"/>
       </w:tblGrid>
       <w:tr>
@@ -12946,7 +13021,7 @@
         </w:tc>
         <w:tc>
           <w:tcPr>
-            <w:tcW w:w="2400" w:type="dxa"/>
+            <w:tcW w:w="1944" w:type="dxa"/>
             <w:tcBorders>
               <w:top w:val="single" w:sz="6" w:space="0" w:color="000000"/>
               <w:left w:val="single" w:sz="6" w:space="0" w:color="000000"/>
@@ -12990,7 +13065,7 @@
         </w:tc>
         <w:tc>
           <w:tcPr>
-            <w:tcW w:w="877" w:type="dxa"/>
+            <w:tcW w:w="1134" w:type="dxa"/>
             <w:tcBorders>
               <w:top w:val="single" w:sz="6" w:space="0" w:color="000000"/>
               <w:left w:val="single" w:sz="6" w:space="0" w:color="000000"/>
@@ -13034,7 +13109,7 @@
         </w:tc>
         <w:tc>
           <w:tcPr>
-            <w:tcW w:w="854" w:type="dxa"/>
+            <w:tcW w:w="1053" w:type="dxa"/>
             <w:tcBorders>
               <w:top w:val="single" w:sz="6" w:space="0" w:color="000000"/>
               <w:left w:val="single" w:sz="6" w:space="0" w:color="000000"/>
@@ -13531,7 +13606,7 @@
         </w:tc>
         <w:tc>
           <w:tcPr>
-            <w:tcW w:w="2400" w:type="dxa"/>
+            <w:tcW w:w="1944" w:type="dxa"/>
             <w:tcBorders>
               <w:top w:val="single" w:sz="6" w:space="0" w:color="000000"/>
               <w:left w:val="single" w:sz="6" w:space="0" w:color="000000"/>
@@ -13617,7 +13692,7 @@
         </w:tc>
         <w:tc>
           <w:tcPr>
-            <w:tcW w:w="877" w:type="dxa"/>
+            <w:tcW w:w="1134" w:type="dxa"/>
             <w:tcBorders>
               <w:top w:val="single" w:sz="6" w:space="0" w:color="000000"/>
               <w:left w:val="single" w:sz="6" w:space="0" w:color="000000"/>
@@ -13659,7 +13734,7 @@
         </w:tc>
         <w:tc>
           <w:tcPr>
-            <w:tcW w:w="854" w:type="dxa"/>
+            <w:tcW w:w="1053" w:type="dxa"/>
             <w:tcBorders>
               <w:top w:val="single" w:sz="6" w:space="0" w:color="000000"/>
               <w:left w:val="single" w:sz="6" w:space="0" w:color="000000"/>
@@ -14197,7 +14272,7 @@
         </w:tc>
         <w:tc>
           <w:tcPr>
-            <w:tcW w:w="2400" w:type="dxa"/>
+            <w:tcW w:w="1944" w:type="dxa"/>
             <w:tcBorders>
               <w:top w:val="single" w:sz="6" w:space="0" w:color="000000"/>
               <w:left w:val="single" w:sz="6" w:space="0" w:color="000000"/>
@@ -14283,7 +14358,7 @@
         </w:tc>
         <w:tc>
           <w:tcPr>
-            <w:tcW w:w="877" w:type="dxa"/>
+            <w:tcW w:w="1134" w:type="dxa"/>
             <w:tcBorders>
               <w:top w:val="single" w:sz="6" w:space="0" w:color="000000"/>
               <w:left w:val="single" w:sz="6" w:space="0" w:color="000000"/>
@@ -14336,7 +14411,7 @@
         </w:tc>
         <w:tc>
           <w:tcPr>
-            <w:tcW w:w="854" w:type="dxa"/>
+            <w:tcW w:w="1053" w:type="dxa"/>
             <w:tcBorders>
               <w:top w:val="single" w:sz="6" w:space="0" w:color="000000"/>
               <w:left w:val="single" w:sz="6" w:space="0" w:color="000000"/>
@@ -14879,7 +14954,7 @@
         </w:tc>
         <w:tc>
           <w:tcPr>
-            <w:tcW w:w="2400" w:type="dxa"/>
+            <w:tcW w:w="1944" w:type="dxa"/>
             <w:tcBorders>
               <w:top w:val="single" w:sz="6" w:space="0" w:color="000000"/>
               <w:left w:val="single" w:sz="6" w:space="0" w:color="000000"/>
@@ -14913,9 +14988,9 @@
                 <w14:ligatures w14:val="none"/>
               </w:rPr>
               <w:drawing>
-                <wp:inline distT="0" distB="0" distL="0" distR="0" wp14:anchorId="2F999B45" wp14:editId="32E667DB">
-                  <wp:extent cx="1213485" cy="1617980"/>
-                  <wp:effectExtent l="0" t="0" r="5715" b="1270"/>
+                <wp:inline distT="0" distB="0" distL="0" distR="0" wp14:anchorId="2F999B45" wp14:editId="433C4D3B">
+                  <wp:extent cx="1109207" cy="1478943"/>
+                  <wp:effectExtent l="0" t="0" r="0" b="6985"/>
                   <wp:docPr id="13" name="Imagen 13"/>
                   <wp:cNvGraphicFramePr>
                     <a:graphicFrameLocks xmlns:a="http://schemas.openxmlformats.org/drawingml/2006/main" noChangeAspect="1"/>
@@ -14930,7 +15005,7 @@
                           </pic:cNvPicPr>
                         </pic:nvPicPr>
                         <pic:blipFill>
-                          <a:blip r:embed="rId20" cstate="print">
+                          <a:blip r:embed="rId23" cstate="print">
                             <a:extLst>
                               <a:ext uri="{28A0092B-C50C-407E-A947-70E740481C1C}">
                                 <a14:useLocalDpi xmlns:a14="http://schemas.microsoft.com/office/drawing/2010/main" val="0"/>
@@ -14945,7 +15020,7 @@
                         <pic:spPr bwMode="auto">
                           <a:xfrm>
                             <a:off x="0" y="0"/>
-                            <a:ext cx="1213485" cy="1617980"/>
+                            <a:ext cx="1116376" cy="1488502"/>
                           </a:xfrm>
                           <a:prstGeom prst="rect">
                             <a:avLst/>
@@ -14965,7 +15040,7 @@
         </w:tc>
         <w:tc>
           <w:tcPr>
-            <w:tcW w:w="877" w:type="dxa"/>
+            <w:tcW w:w="1134" w:type="dxa"/>
             <w:tcBorders>
               <w:top w:val="single" w:sz="6" w:space="0" w:color="000000"/>
               <w:left w:val="single" w:sz="6" w:space="0" w:color="000000"/>
@@ -15066,7 +15141,7 @@
         </w:tc>
         <w:tc>
           <w:tcPr>
-            <w:tcW w:w="854" w:type="dxa"/>
+            <w:tcW w:w="1053" w:type="dxa"/>
             <w:tcBorders>
               <w:top w:val="single" w:sz="6" w:space="0" w:color="000000"/>
               <w:left w:val="single" w:sz="6" w:space="0" w:color="000000"/>
@@ -15209,10 +15284,13 @@
         </w:tc>
       </w:tr>
     </w:tbl>
-    <w:p/>
+    <w:p>
+      <w:bookmarkStart w:id="0" w:name="_GoBack"/>
+      <w:bookmarkEnd w:id="0"/>
+    </w:p>
     <w:sectPr>
-      <w:headerReference w:type="default" r:id="rId23"/>
-      <w:footerReference w:type="default" r:id="rId24"/>
+      <w:headerReference w:type="default" r:id="rId24"/>
+      <w:footerReference w:type="default" r:id="rId25"/>
       <w:pgSz w:w="12240" w:h="15840"/>
       <w:pgMar w:top="1417" w:right="1701" w:bottom="1417" w:left="1701" w:header="708" w:footer="708" w:gutter="0"/>
       <w:cols w:space="708"/>
@@ -17624,6 +17702,26 @@
 </file>
 
 <file path=customXml/item1.xml><?xml version="1.0" encoding="utf-8"?>
+<p:properties xmlns:p="http://schemas.microsoft.com/office/2006/metadata/properties" xmlns:xsi="http://www.w3.org/2001/XMLSchema-instance" xmlns:pc="http://schemas.microsoft.com/office/infopath/2007/PartnerControls">
+  <documentManagement>
+    <lcf76f155ced4ddcb4097134ff3c332f xmlns="505e647d-e3c0-4386-88e6-9e95e526eebd">
+      <Terms xmlns="http://schemas.microsoft.com/office/infopath/2007/PartnerControls"/>
+    </lcf76f155ced4ddcb4097134ff3c332f>
+    <TaxCatchAll xmlns="7fe6627e-5d16-4c20-a313-a1788446644c" xsi:nil="true"/>
+  </documentManagement>
+</p:properties>
+</file>
+
+<file path=customXml/item2.xml><?xml version="1.0" encoding="utf-8"?>
+<?mso-contentType ?>
+<FormTemplates xmlns="http://schemas.microsoft.com/sharepoint/v3/contenttype/forms">
+  <Display>DocumentLibraryForm</Display>
+  <Edit>DocumentLibraryForm</Edit>
+  <New>DocumentLibraryForm</New>
+</FormTemplates>
+</file>
+
+<file path=customXml/item3.xml><?xml version="1.0" encoding="utf-8"?>
 <ct:contentTypeSchema xmlns:ct="http://schemas.microsoft.com/office/2006/metadata/contentType" xmlns:ma="http://schemas.microsoft.com/office/2006/metadata/properties/metaAttributes" ct:_="" ma:_="" ma:contentTypeName="Documento" ma:contentTypeID="0x010100CBC6607375231A47BC604AB7CB0B49D1" ma:contentTypeVersion="12" ma:contentTypeDescription="Crear nuevo documento." ma:contentTypeScope="" ma:versionID="df9ae785ed5747f4a4a3c546197afbac">
   <xsd:schema xmlns:xsd="http://www.w3.org/2001/XMLSchema" xmlns:xs="http://www.w3.org/2001/XMLSchema" xmlns:p="http://schemas.microsoft.com/office/2006/metadata/properties" xmlns:ns2="505e647d-e3c0-4386-88e6-9e95e526eebd" xmlns:ns3="7fe6627e-5d16-4c20-a313-a1788446644c" targetNamespace="http://schemas.microsoft.com/office/2006/metadata/properties" ma:root="true" ma:fieldsID="b8366d88c657e9f112a764128866ab33" ns2:_="" ns3:_="">
     <xsd:import namespace="505e647d-e3c0-4386-88e6-9e95e526eebd"/>
@@ -17824,31 +17922,30 @@
 </ct:contentTypeSchema>
 </file>
 
-<file path=customXml/item2.xml><?xml version="1.0" encoding="utf-8"?>
-<?mso-contentType ?>
-<FormTemplates xmlns="http://schemas.microsoft.com/sharepoint/v3/contenttype/forms">
-  <Display>DocumentLibraryForm</Display>
-  <Edit>DocumentLibraryForm</Edit>
-  <New>DocumentLibraryForm</New>
-</FormTemplates>
-</file>
-
-<file path=customXml/item3.xml><?xml version="1.0" encoding="utf-8"?>
-<p:properties xmlns:p="http://schemas.microsoft.com/office/2006/metadata/properties" xmlns:xsi="http://www.w3.org/2001/XMLSchema-instance" xmlns:pc="http://schemas.microsoft.com/office/infopath/2007/PartnerControls">
-  <documentManagement>
-    <lcf76f155ced4ddcb4097134ff3c332f xmlns="505e647d-e3c0-4386-88e6-9e95e526eebd">
-      <Terms xmlns="http://schemas.microsoft.com/office/infopath/2007/PartnerControls"/>
-    </lcf76f155ced4ddcb4097134ff3c332f>
-    <TaxCatchAll xmlns="7fe6627e-5d16-4c20-a313-a1788446644c" xsi:nil="true"/>
-  </documentManagement>
-</p:properties>
-</file>
-
 <file path=customXml/item4.xml><?xml version="1.0" encoding="utf-8"?>
 <b:Sources xmlns:b="http://schemas.openxmlformats.org/officeDocument/2006/bibliography" xmlns="http://schemas.openxmlformats.org/officeDocument/2006/bibliography" SelectedStyle="\APASixthEditionOfficeOnline.xsl" StyleName="APA" Version="6"/>
 </file>
 
 <file path=customXml/itemProps1.xml><?xml version="1.0" encoding="utf-8"?>
+<ds:datastoreItem xmlns:ds="http://schemas.openxmlformats.org/officeDocument/2006/customXml" ds:itemID="{9013C96E-ABA4-40BF-8DEE-663CFF7CF0DD}">
+  <ds:schemaRefs>
+    <ds:schemaRef ds:uri="http://schemas.microsoft.com/office/2006/metadata/properties"/>
+    <ds:schemaRef ds:uri="http://schemas.microsoft.com/office/infopath/2007/PartnerControls"/>
+    <ds:schemaRef ds:uri="505e647d-e3c0-4386-88e6-9e95e526eebd"/>
+    <ds:schemaRef ds:uri="7fe6627e-5d16-4c20-a313-a1788446644c"/>
+  </ds:schemaRefs>
+</ds:datastoreItem>
+</file>
+
+<file path=customXml/itemProps2.xml><?xml version="1.0" encoding="utf-8"?>
+<ds:datastoreItem xmlns:ds="http://schemas.openxmlformats.org/officeDocument/2006/customXml" ds:itemID="{F0D30EB6-3BB8-4E05-AC68-585898C3259A}">
+  <ds:schemaRefs>
+    <ds:schemaRef ds:uri="http://schemas.microsoft.com/sharepoint/v3/contenttype/forms"/>
+  </ds:schemaRefs>
+</ds:datastoreItem>
+</file>
+
+<file path=customXml/itemProps3.xml><?xml version="1.0" encoding="utf-8"?>
 <ds:datastoreItem xmlns:ds="http://schemas.openxmlformats.org/officeDocument/2006/customXml" ds:itemID="{FE85866C-C76C-4C38-BBD3-BA901415A518}">
   <ds:schemaRefs>
     <ds:schemaRef ds:uri="http://schemas.microsoft.com/office/2006/metadata/contentType"/>
@@ -17867,27 +17964,8 @@
 </ds:datastoreItem>
 </file>
 
-<file path=customXml/itemProps2.xml><?xml version="1.0" encoding="utf-8"?>
-<ds:datastoreItem xmlns:ds="http://schemas.openxmlformats.org/officeDocument/2006/customXml" ds:itemID="{F0D30EB6-3BB8-4E05-AC68-585898C3259A}">
-  <ds:schemaRefs>
-    <ds:schemaRef ds:uri="http://schemas.microsoft.com/sharepoint/v3/contenttype/forms"/>
-  </ds:schemaRefs>
-</ds:datastoreItem>
-</file>
-
-<file path=customXml/itemProps3.xml><?xml version="1.0" encoding="utf-8"?>
-<ds:datastoreItem xmlns:ds="http://schemas.openxmlformats.org/officeDocument/2006/customXml" ds:itemID="{9013C96E-ABA4-40BF-8DEE-663CFF7CF0DD}">
-  <ds:schemaRefs>
-    <ds:schemaRef ds:uri="http://schemas.microsoft.com/office/2006/metadata/properties"/>
-    <ds:schemaRef ds:uri="http://schemas.microsoft.com/office/infopath/2007/PartnerControls"/>
-    <ds:schemaRef ds:uri="505e647d-e3c0-4386-88e6-9e95e526eebd"/>
-    <ds:schemaRef ds:uri="7fe6627e-5d16-4c20-a313-a1788446644c"/>
-  </ds:schemaRefs>
-</ds:datastoreItem>
-</file>
-
 <file path=customXml/itemProps4.xml><?xml version="1.0" encoding="utf-8"?>
-<ds:datastoreItem xmlns:ds="http://schemas.openxmlformats.org/officeDocument/2006/customXml" ds:itemID="{37B5E983-B8BD-482E-B238-D54BE5368CBD}">
+<ds:datastoreItem xmlns:ds="http://schemas.openxmlformats.org/officeDocument/2006/customXml" ds:itemID="{FD256AC6-8421-40DC-8029-C465AC7B39C5}">
   <ds:schemaRefs>
     <ds:schemaRef ds:uri="http://schemas.openxmlformats.org/officeDocument/2006/bibliography"/>
   </ds:schemaRefs>
